--- a/steps_evidences_capstone-project-2026.docx
+++ b/steps_evidences_capstone-project-2026.docx
@@ -320,6 +320,13 @@
           <w:bCs/>
         </w:rPr>
         <w:t xml:space="preserve">GIT HUB URL : - </w:t>
+      </w:r>
+      <w:r>
+        <w:rPr>
+          <w:b/>
+          <w:bCs/>
+        </w:rPr>
+        <w:t>https://github.com/vishalrocks158/capstone-project-2026.git</w:t>
       </w:r>
       <w:r>
         <w:rPr>
@@ -908,13 +915,8 @@
         <w:pStyle w:val="NoSpacing"/>
         <w:ind w:left="720"/>
       </w:pPr>
-      <w:proofErr w:type="spellStart"/>
-      <w:r>
-        <w:t>mvn</w:t>
-      </w:r>
-      <w:proofErr w:type="spellEnd"/>
-      <w:r>
-        <w:t xml:space="preserve"> --version</w:t>
+      <w:r>
+        <w:t>mvn --version</w:t>
       </w:r>
     </w:p>
     <w:p>
@@ -963,27 +965,11 @@
       </w:r>
       <w:r>
         <w:br/>
-        <w:t xml:space="preserve">sudo </w:t>
-      </w:r>
-      <w:proofErr w:type="spellStart"/>
-      <w:r>
-        <w:t>systemctl</w:t>
-      </w:r>
-      <w:proofErr w:type="spellEnd"/>
-      <w:r>
-        <w:t xml:space="preserve"> enable docker</w:t>
-      </w:r>
-      <w:r>
-        <w:br/>
-        <w:t xml:space="preserve">sudo </w:t>
-      </w:r>
-      <w:proofErr w:type="spellStart"/>
-      <w:r>
-        <w:t>systemctl</w:t>
-      </w:r>
-      <w:proofErr w:type="spellEnd"/>
-      <w:r>
-        <w:t xml:space="preserve"> start docker</w:t>
+        <w:t>sudo systemctl enable docker</w:t>
+      </w:r>
+      <w:r>
+        <w:br/>
+        <w:t>sudo systemctl start docker</w:t>
       </w:r>
     </w:p>
     <w:p>
@@ -1005,15 +991,7 @@
       </w:r>
       <w:r>
         <w:br/>
-        <w:t xml:space="preserve">sudo </w:t>
-      </w:r>
-      <w:proofErr w:type="spellStart"/>
-      <w:r>
-        <w:t>systemctl</w:t>
-      </w:r>
-      <w:proofErr w:type="spellEnd"/>
-      <w:r>
-        <w:t xml:space="preserve"> status docker</w:t>
+        <w:t>sudo systemctl status docker</w:t>
       </w:r>
     </w:p>
     <w:p>
@@ -1054,27 +1032,11 @@
         <w:ind w:left="720"/>
       </w:pPr>
       <w:r>
-        <w:t>curl -</w:t>
-      </w:r>
-      <w:proofErr w:type="spellStart"/>
-      <w:r>
-        <w:t>fsSL</w:t>
-      </w:r>
-      <w:proofErr w:type="spellEnd"/>
-      <w:r>
-        <w:t xml:space="preserve"> https://pkg.jenkins.io/debian-stable/jenkins.io-2023.key | sudo tee \</w:t>
-      </w:r>
-      <w:r>
-        <w:br/>
-        <w:t>/usr/share/keyrings/</w:t>
-      </w:r>
-      <w:proofErr w:type="spellStart"/>
-      <w:r>
-        <w:t>jenkins-keyring.asc</w:t>
-      </w:r>
-      <w:proofErr w:type="spellEnd"/>
-      <w:r>
-        <w:t xml:space="preserve"> &gt; /dev/null</w:t>
+        <w:t>curl -fsSL https://pkg.jenkins.io/debian-stable/jenkins.io-2023.key | sudo tee \</w:t>
+      </w:r>
+      <w:r>
+        <w:br/>
+        <w:t>/usr/share/keyrings/jenkins-keyring.asc &gt; /dev/null</w:t>
       </w:r>
     </w:p>
     <w:p>
@@ -1098,15 +1060,7 @@
         <w:ind w:left="720"/>
       </w:pPr>
       <w:r>
-        <w:t>echo deb [signed-by=/usr/share/keyrings/</w:t>
-      </w:r>
-      <w:proofErr w:type="spellStart"/>
-      <w:r>
-        <w:t>jenkins-keyring.asc</w:t>
-      </w:r>
-      <w:proofErr w:type="spellEnd"/>
-      <w:r>
-        <w:t>] \</w:t>
+        <w:t>echo deb [signed-by=/usr/share/keyrings/jenkins-keyring.asc] \</w:t>
       </w:r>
       <w:r>
         <w:br/>
@@ -1114,23 +1068,7 @@
       </w:r>
       <w:r>
         <w:br/>
-        <w:t>/etc/apt/</w:t>
-      </w:r>
-      <w:proofErr w:type="spellStart"/>
-      <w:r>
-        <w:t>sources.list.d</w:t>
-      </w:r>
-      <w:proofErr w:type="spellEnd"/>
-      <w:r>
-        <w:t>/</w:t>
-      </w:r>
-      <w:proofErr w:type="spellStart"/>
-      <w:r>
-        <w:t>jenkins.list</w:t>
-      </w:r>
-      <w:proofErr w:type="spellEnd"/>
-      <w:r>
-        <w:t xml:space="preserve"> &gt; /dev/null</w:t>
+        <w:t>/etc/apt/sources.list.d/jenkins.list &gt; /dev/null</w:t>
       </w:r>
     </w:p>
     <w:p>
@@ -1158,15 +1096,7 @@
       </w:r>
       <w:r>
         <w:br/>
-        <w:t xml:space="preserve">sudo apt install </w:t>
-      </w:r>
-      <w:proofErr w:type="spellStart"/>
-      <w:r>
-        <w:t>jenkins</w:t>
-      </w:r>
-      <w:proofErr w:type="spellEnd"/>
-      <w:r>
-        <w:t xml:space="preserve"> -y</w:t>
+        <w:t>sudo apt install jenkins -y</w:t>
       </w:r>
     </w:p>
     <w:p>
@@ -1190,38 +1120,12 @@
         <w:ind w:left="720"/>
       </w:pPr>
       <w:r>
-        <w:t xml:space="preserve">sudo </w:t>
-      </w:r>
-      <w:proofErr w:type="spellStart"/>
-      <w:r>
-        <w:t>systemctl</w:t>
-      </w:r>
-      <w:proofErr w:type="spellEnd"/>
-      <w:r>
-        <w:t xml:space="preserve"> enable </w:t>
-      </w:r>
-      <w:proofErr w:type="spellStart"/>
-      <w:r>
-        <w:t>jenkins</w:t>
-      </w:r>
-      <w:proofErr w:type="spellEnd"/>
-      <w:r>
-        <w:br/>
-        <w:t xml:space="preserve">sudo </w:t>
-      </w:r>
-      <w:proofErr w:type="spellStart"/>
-      <w:r>
-        <w:t>systemctl</w:t>
-      </w:r>
-      <w:proofErr w:type="spellEnd"/>
-      <w:r>
-        <w:t xml:space="preserve"> start </w:t>
-      </w:r>
-      <w:proofErr w:type="spellStart"/>
-      <w:r>
-        <w:t>jenkins</w:t>
-      </w:r>
-      <w:proofErr w:type="spellEnd"/>
+        <w:t>sudo systemctl enable jenkins</w:t>
+      </w:r>
+      <w:r>
+        <w:br/>
+        <w:t>sudo systemctl start jenkins</w:t>
+      </w:r>
     </w:p>
     <w:p>
       <w:pPr>
@@ -1238,21 +1142,8 @@
         <w:ind w:left="720"/>
       </w:pPr>
       <w:r>
-        <w:t xml:space="preserve">sudo </w:t>
-      </w:r>
-      <w:proofErr w:type="spellStart"/>
-      <w:r>
-        <w:t>systemctl</w:t>
-      </w:r>
-      <w:proofErr w:type="spellEnd"/>
-      <w:r>
-        <w:t xml:space="preserve"> status </w:t>
-      </w:r>
-      <w:proofErr w:type="spellStart"/>
-      <w:r>
-        <w:t>jenkins</w:t>
-      </w:r>
-      <w:proofErr w:type="spellEnd"/>
+        <w:t>sudo systemctl status jenkins</w:t>
+      </w:r>
     </w:p>
     <w:p>
       <w:pPr>
@@ -1283,46 +1174,12 @@
         <w:ind w:left="720"/>
       </w:pPr>
       <w:r>
-        <w:t xml:space="preserve">sudo </w:t>
-      </w:r>
-      <w:proofErr w:type="spellStart"/>
-      <w:r>
-        <w:t>usermod</w:t>
-      </w:r>
-      <w:proofErr w:type="spellEnd"/>
-      <w:r>
-        <w:t xml:space="preserve"> -</w:t>
-      </w:r>
-      <w:proofErr w:type="spellStart"/>
-      <w:r>
-        <w:t>aG</w:t>
-      </w:r>
-      <w:proofErr w:type="spellEnd"/>
-      <w:r>
-        <w:t xml:space="preserve"> docker </w:t>
-      </w:r>
-      <w:proofErr w:type="spellStart"/>
-      <w:r>
-        <w:t>jenkins</w:t>
-      </w:r>
-      <w:proofErr w:type="spellEnd"/>
-      <w:r>
-        <w:br/>
-        <w:t xml:space="preserve">sudo </w:t>
-      </w:r>
-      <w:proofErr w:type="spellStart"/>
-      <w:r>
-        <w:t>systemctl</w:t>
-      </w:r>
-      <w:proofErr w:type="spellEnd"/>
-      <w:r>
-        <w:t xml:space="preserve"> restart </w:t>
-      </w:r>
-      <w:proofErr w:type="spellStart"/>
-      <w:r>
-        <w:t>jenkins</w:t>
-      </w:r>
-      <w:proofErr w:type="spellEnd"/>
+        <w:t>sudo usermod -aG docker jenkins</w:t>
+      </w:r>
+      <w:r>
+        <w:br/>
+        <w:t>sudo systemctl restart jenkins</w:t>
+      </w:r>
     </w:p>
     <w:p>
       <w:pPr>
@@ -1340,13 +1197,8 @@
         <w:ind w:left="720"/>
       </w:pPr>
       <w:r>
-        <w:t xml:space="preserve">groups </w:t>
-      </w:r>
-      <w:proofErr w:type="spellStart"/>
-      <w:r>
-        <w:t>jenkins</w:t>
-      </w:r>
-      <w:proofErr w:type="spellEnd"/>
+        <w:t>groups jenkins</w:t>
+      </w:r>
     </w:p>
     <w:p>
       <w:pPr>
@@ -1856,23 +1708,7 @@
         <w:pStyle w:val="NoSpacing"/>
       </w:pPr>
       <w:r>
-        <w:t xml:space="preserve">                </w:t>
-      </w:r>
-      <w:proofErr w:type="spellStart"/>
-      <w:r>
-        <w:t>sh</w:t>
-      </w:r>
-      <w:proofErr w:type="spellEnd"/>
-      <w:r>
-        <w:t xml:space="preserve"> '</w:t>
-      </w:r>
-      <w:proofErr w:type="spellStart"/>
-      <w:r>
-        <w:t>mvn</w:t>
-      </w:r>
-      <w:proofErr w:type="spellEnd"/>
-      <w:r>
-        <w:t xml:space="preserve"> compile'</w:t>
+        <w:t xml:space="preserve">                sh 'mvn compile'</w:t>
       </w:r>
     </w:p>
     <w:p>
@@ -2087,23 +1923,7 @@
         <w:pStyle w:val="NoSpacing"/>
       </w:pPr>
       <w:r>
-        <w:t xml:space="preserve">                </w:t>
-      </w:r>
-      <w:proofErr w:type="spellStart"/>
-      <w:r>
-        <w:t>sh</w:t>
-      </w:r>
-      <w:proofErr w:type="spellEnd"/>
-      <w:r>
-        <w:t xml:space="preserve"> '</w:t>
-      </w:r>
-      <w:proofErr w:type="spellStart"/>
-      <w:r>
-        <w:t>mvn</w:t>
-      </w:r>
-      <w:proofErr w:type="spellEnd"/>
-      <w:r>
-        <w:t xml:space="preserve"> test'</w:t>
+        <w:t xml:space="preserve">                sh 'mvn test'</w:t>
       </w:r>
     </w:p>
     <w:p>
@@ -2252,23 +2072,7 @@
         <w:pStyle w:val="NoSpacing"/>
       </w:pPr>
       <w:r>
-        <w:t xml:space="preserve">                </w:t>
-      </w:r>
-      <w:proofErr w:type="spellStart"/>
-      <w:r>
-        <w:t>sh</w:t>
-      </w:r>
-      <w:proofErr w:type="spellEnd"/>
-      <w:r>
-        <w:t xml:space="preserve"> '</w:t>
-      </w:r>
-      <w:proofErr w:type="spellStart"/>
-      <w:r>
-        <w:t>mvn</w:t>
-      </w:r>
-      <w:proofErr w:type="spellEnd"/>
-      <w:r>
-        <w:t xml:space="preserve"> package'</w:t>
+        <w:t xml:space="preserve">                sh 'mvn package'</w:t>
       </w:r>
     </w:p>
     <w:p>
@@ -2313,15 +2117,7 @@
         <w:pStyle w:val="NoSpacing"/>
       </w:pPr>
       <w:r>
-        <w:t xml:space="preserve">                </w:t>
-      </w:r>
-      <w:proofErr w:type="spellStart"/>
-      <w:r>
-        <w:t>sh</w:t>
-      </w:r>
-      <w:proofErr w:type="spellEnd"/>
-      <w:r>
-        <w:t xml:space="preserve"> 'ls -l target/'</w:t>
+        <w:t xml:space="preserve">                sh 'ls -l target/'</w:t>
       </w:r>
     </w:p>
     <w:p>
@@ -2751,23 +2547,7 @@
         <w:pStyle w:val="NoSpacing"/>
       </w:pPr>
       <w:r>
-        <w:t xml:space="preserve">                </w:t>
-      </w:r>
-      <w:proofErr w:type="spellStart"/>
-      <w:r>
-        <w:t>sh</w:t>
-      </w:r>
-      <w:proofErr w:type="spellEnd"/>
-      <w:r>
-        <w:t xml:space="preserve"> '</w:t>
-      </w:r>
-      <w:proofErr w:type="spellStart"/>
-      <w:r>
-        <w:t>mvn</w:t>
-      </w:r>
-      <w:proofErr w:type="spellEnd"/>
-      <w:r>
-        <w:t xml:space="preserve"> package'</w:t>
+        <w:t xml:space="preserve">                sh 'mvn package'</w:t>
       </w:r>
     </w:p>
     <w:p>
@@ -2813,29 +2593,16 @@
         <w:pStyle w:val="NoSpacing"/>
       </w:pPr>
       <w:r>
-        <w:t xml:space="preserve">                </w:t>
-      </w:r>
-      <w:proofErr w:type="spellStart"/>
-      <w:r>
-        <w:t>sh</w:t>
-      </w:r>
-      <w:proofErr w:type="spellEnd"/>
-      <w:r>
-        <w:t xml:space="preserve"> '''</w:t>
-      </w:r>
-    </w:p>
-    <w:p>
-      <w:pPr>
-        <w:pStyle w:val="NoSpacing"/>
-      </w:pPr>
-      <w:r>
-        <w:t xml:space="preserve">                cp target/ABCtechnologies-1.0.war </w:t>
-      </w:r>
-      <w:proofErr w:type="spellStart"/>
-      <w:r>
-        <w:t>abc_tech.war</w:t>
-      </w:r>
-      <w:proofErr w:type="spellEnd"/>
+        <w:t xml:space="preserve">                sh '''</w:t>
+      </w:r>
+    </w:p>
+    <w:p>
+      <w:pPr>
+        <w:pStyle w:val="NoSpacing"/>
+      </w:pPr>
+      <w:r>
+        <w:t xml:space="preserve">                cp target/ABCtechnologies-1.0.war abc_tech.war</w:t>
+      </w:r>
     </w:p>
     <w:p>
       <w:pPr>
@@ -2903,47 +2670,15 @@
         <w:pStyle w:val="NoSpacing"/>
       </w:pPr>
       <w:r>
-        <w:t xml:space="preserve">                </w:t>
-      </w:r>
-      <w:proofErr w:type="spellStart"/>
-      <w:r>
-        <w:t>withDockerRegistry</w:t>
-      </w:r>
-      <w:proofErr w:type="spellEnd"/>
-      <w:r>
-        <w:t>([</w:t>
-      </w:r>
-      <w:proofErr w:type="spellStart"/>
-      <w:r>
-        <w:t>credentialsId</w:t>
-      </w:r>
-      <w:proofErr w:type="spellEnd"/>
-      <w:r>
-        <w:t>: '</w:t>
-      </w:r>
-      <w:proofErr w:type="spellStart"/>
-      <w:r>
-        <w:t>dockerhub</w:t>
-      </w:r>
-      <w:proofErr w:type="spellEnd"/>
-      <w:r>
-        <w:t>', url: '']) {</w:t>
-      </w:r>
-    </w:p>
-    <w:p>
-      <w:pPr>
-        <w:pStyle w:val="NoSpacing"/>
-      </w:pPr>
-      <w:r>
-        <w:t xml:space="preserve">                    </w:t>
-      </w:r>
-      <w:proofErr w:type="spellStart"/>
-      <w:r>
-        <w:t>sh</w:t>
-      </w:r>
-      <w:proofErr w:type="spellEnd"/>
-      <w:r>
-        <w:t xml:space="preserve"> 'docker push vishalrocks158/capstone-proj-2026:$BUILD_NUMBER'</w:t>
+        <w:t xml:space="preserve">                withDockerRegistry([credentialsId: 'dockerhub', url: '']) {</w:t>
+      </w:r>
+    </w:p>
+    <w:p>
+      <w:pPr>
+        <w:pStyle w:val="NoSpacing"/>
+      </w:pPr>
+      <w:r>
+        <w:t xml:space="preserve">                    sh 'docker push vishalrocks158/capstone-proj-2026:$BUILD_NUMBER'</w:t>
       </w:r>
     </w:p>
     <w:p>
@@ -2996,15 +2731,7 @@
         <w:pStyle w:val="NoSpacing"/>
       </w:pPr>
       <w:r>
-        <w:t xml:space="preserve">                </w:t>
-      </w:r>
-      <w:proofErr w:type="spellStart"/>
-      <w:r>
-        <w:t>sh</w:t>
-      </w:r>
-      <w:proofErr w:type="spellEnd"/>
-      <w:r>
-        <w:t xml:space="preserve"> '''</w:t>
+        <w:t xml:space="preserve">                sh '''</w:t>
       </w:r>
     </w:p>
     <w:p>
@@ -3618,41 +3345,12 @@
         <w:pStyle w:val="NoSpacing"/>
       </w:pPr>
       <w:r>
-        <w:t xml:space="preserve">sudo </w:t>
-      </w:r>
-      <w:proofErr w:type="spellStart"/>
-      <w:r>
-        <w:t>swapoff</w:t>
-      </w:r>
-      <w:proofErr w:type="spellEnd"/>
-      <w:r>
-        <w:t xml:space="preserve"> -a</w:t>
-      </w:r>
-      <w:r>
-        <w:br/>
-        <w:t xml:space="preserve">sudo </w:t>
-      </w:r>
-      <w:proofErr w:type="spellStart"/>
-      <w:r>
-        <w:t>sed</w:t>
-      </w:r>
-      <w:proofErr w:type="spellEnd"/>
-      <w:r>
-        <w:t xml:space="preserve"> -</w:t>
-      </w:r>
-      <w:proofErr w:type="spellStart"/>
-      <w:r>
-        <w:t>i</w:t>
-      </w:r>
-      <w:proofErr w:type="spellEnd"/>
-      <w:r>
-        <w:t xml:space="preserve"> '/ swap / s/^/#/' /etc/</w:t>
-      </w:r>
-      <w:proofErr w:type="spellStart"/>
-      <w:r>
-        <w:t>fstab</w:t>
-      </w:r>
-      <w:proofErr w:type="spellEnd"/>
+        <w:t>sudo swapoff -a</w:t>
+      </w:r>
+      <w:r>
+        <w:br/>
+        <w:t>sudo sed -i '/ swap / s/^/#/' /etc/fstab</w:t>
+      </w:r>
     </w:p>
     <w:p>
       <w:pPr>
@@ -3683,27 +3381,11 @@
       </w:r>
       <w:r>
         <w:br/>
-        <w:t xml:space="preserve">sudo </w:t>
-      </w:r>
-      <w:proofErr w:type="spellStart"/>
-      <w:r>
-        <w:t>systemctl</w:t>
-      </w:r>
-      <w:proofErr w:type="spellEnd"/>
-      <w:r>
-        <w:t xml:space="preserve"> enable containerd</w:t>
-      </w:r>
-      <w:r>
-        <w:br/>
-        <w:t xml:space="preserve">sudo </w:t>
-      </w:r>
-      <w:proofErr w:type="spellStart"/>
-      <w:r>
-        <w:t>systemctl</w:t>
-      </w:r>
-      <w:proofErr w:type="spellEnd"/>
-      <w:r>
-        <w:t xml:space="preserve"> start containerd</w:t>
+        <w:t>sudo systemctl enable containerd</w:t>
+      </w:r>
+      <w:r>
+        <w:br/>
+        <w:t>sudo systemctl start containerd</w:t>
       </w:r>
     </w:p>
     <w:p>
@@ -3727,15 +3409,7 @@
         <w:pStyle w:val="NoSpacing"/>
       </w:pPr>
       <w:r>
-        <w:t>cat &lt;&lt;EOF | sudo tee /etc/modules-</w:t>
-      </w:r>
-      <w:proofErr w:type="spellStart"/>
-      <w:r>
-        <w:t>load.d</w:t>
-      </w:r>
-      <w:proofErr w:type="spellEnd"/>
-      <w:r>
-        <w:t>/k8s.conf</w:t>
+        <w:t>cat &lt;&lt;EOF | sudo tee /etc/modules-load.d/k8s.conf</w:t>
       </w:r>
       <w:r>
         <w:br/>
@@ -3743,12 +3417,8 @@
       </w:r>
       <w:r>
         <w:br/>
-      </w:r>
-      <w:proofErr w:type="spellStart"/>
-      <w:r>
         <w:t>br_netfilter</w:t>
       </w:r>
-      <w:proofErr w:type="spellEnd"/>
       <w:r>
         <w:br/>
         <w:t>EOF</w:t>
@@ -3760,43 +3430,21 @@
       </w:pPr>
       <w:r>
         <w:lastRenderedPageBreak/>
-        <w:t xml:space="preserve">sudo </w:t>
-      </w:r>
-      <w:proofErr w:type="spellStart"/>
-      <w:r>
-        <w:t>modprobe</w:t>
-      </w:r>
-      <w:proofErr w:type="spellEnd"/>
-      <w:r>
-        <w:t xml:space="preserve"> overlay</w:t>
-      </w:r>
-      <w:r>
-        <w:br/>
-        <w:t xml:space="preserve">sudo </w:t>
-      </w:r>
-      <w:proofErr w:type="spellStart"/>
-      <w:r>
-        <w:t>modprobe</w:t>
-      </w:r>
-      <w:proofErr w:type="spellEnd"/>
-      <w:r>
-        <w:t xml:space="preserve"> </w:t>
-      </w:r>
-      <w:proofErr w:type="spellStart"/>
-      <w:r>
-        <w:t>br_netfilter</w:t>
-      </w:r>
-      <w:proofErr w:type="spellEnd"/>
-    </w:p>
-    <w:p>
-      <w:pPr>
-        <w:pStyle w:val="NoSpacing"/>
-        <w:rPr>
-          <w:b/>
-          <w:bCs/>
-        </w:rPr>
-      </w:pPr>
-      <w:proofErr w:type="spellStart"/>
+        <w:t>sudo modprobe overlay</w:t>
+      </w:r>
+      <w:r>
+        <w:br/>
+        <w:t>sudo modprobe br_netfilter</w:t>
+      </w:r>
+    </w:p>
+    <w:p>
+      <w:pPr>
+        <w:pStyle w:val="NoSpacing"/>
+        <w:rPr>
+          <w:b/>
+          <w:bCs/>
+        </w:rPr>
+      </w:pPr>
       <w:r>
         <w:rPr>
           <w:b/>
@@ -3804,41 +3452,17 @@
         </w:rPr>
         <w:t>Sysctl</w:t>
       </w:r>
-      <w:proofErr w:type="spellEnd"/>
-    </w:p>
-    <w:p>
-      <w:pPr>
-        <w:pStyle w:val="NoSpacing"/>
-      </w:pPr>
-      <w:r>
-        <w:t>cat &lt;&lt;EOF | sudo tee /etc/</w:t>
-      </w:r>
-      <w:proofErr w:type="spellStart"/>
-      <w:r>
-        <w:t>sysctl.d</w:t>
-      </w:r>
-      <w:proofErr w:type="spellEnd"/>
-      <w:r>
-        <w:t>/k8s.conf</w:t>
-      </w:r>
-      <w:r>
-        <w:br/>
-      </w:r>
-      <w:proofErr w:type="spellStart"/>
-      <w:r>
-        <w:t>net.bridge.bridge</w:t>
-      </w:r>
-      <w:proofErr w:type="spellEnd"/>
-      <w:r>
-        <w:t>-</w:t>
-      </w:r>
-      <w:proofErr w:type="spellStart"/>
-      <w:r>
-        <w:t>nf</w:t>
-      </w:r>
-      <w:proofErr w:type="spellEnd"/>
-      <w:r>
-        <w:t>-call-iptables=1</w:t>
+    </w:p>
+    <w:p>
+      <w:pPr>
+        <w:pStyle w:val="NoSpacing"/>
+      </w:pPr>
+      <w:r>
+        <w:t>cat &lt;&lt;EOF | sudo tee /etc/sysctl.d/k8s.conf</w:t>
+      </w:r>
+      <w:r>
+        <w:br/>
+        <w:t>net.bridge.bridge-nf-call-iptables=1</w:t>
       </w:r>
       <w:r>
         <w:br/>
@@ -3858,15 +3482,7 @@
         <w:pStyle w:val="NoSpacing"/>
       </w:pPr>
       <w:r>
-        <w:t xml:space="preserve">sudo </w:t>
-      </w:r>
-      <w:proofErr w:type="spellStart"/>
-      <w:r>
-        <w:t>sysctl</w:t>
-      </w:r>
-      <w:proofErr w:type="spellEnd"/>
-      <w:r>
-        <w:t xml:space="preserve"> --system</w:t>
+        <w:t>sudo sysctl --system</w:t>
       </w:r>
     </w:p>
     <w:p>
@@ -3908,82 +3524,24 @@
         <w:pStyle w:val="NoSpacing"/>
       </w:pPr>
       <w:r>
-        <w:t xml:space="preserve">sudo </w:t>
-      </w:r>
-      <w:proofErr w:type="spellStart"/>
-      <w:r>
-        <w:t>mkdir</w:t>
-      </w:r>
-      <w:proofErr w:type="spellEnd"/>
-      <w:r>
-        <w:t xml:space="preserve"> -p /etc/apt/keyrings</w:t>
-      </w:r>
-    </w:p>
-    <w:p>
-      <w:pPr>
-        <w:pStyle w:val="NoSpacing"/>
-      </w:pPr>
-      <w:r>
-        <w:t>curl -</w:t>
-      </w:r>
-      <w:proofErr w:type="spellStart"/>
-      <w:r>
-        <w:t>fsSL</w:t>
-      </w:r>
-      <w:proofErr w:type="spellEnd"/>
-      <w:r>
-        <w:t xml:space="preserve"> https://pkgs.k8s.io/core:/stable:/v1.34/deb/Release.key | sudo </w:t>
-      </w:r>
-      <w:proofErr w:type="spellStart"/>
-      <w:r>
-        <w:t>gpg</w:t>
-      </w:r>
-      <w:proofErr w:type="spellEnd"/>
-      <w:r>
-        <w:t xml:space="preserve"> --</w:t>
-      </w:r>
-      <w:proofErr w:type="spellStart"/>
-      <w:r>
-        <w:t>dearmor</w:t>
-      </w:r>
-      <w:proofErr w:type="spellEnd"/>
-      <w:r>
-        <w:t xml:space="preserve"> -o /etc/apt/keyrings/kubernetes-apt-</w:t>
-      </w:r>
-      <w:proofErr w:type="spellStart"/>
-      <w:r>
-        <w:t>keyring.gpg</w:t>
-      </w:r>
-      <w:proofErr w:type="spellEnd"/>
-    </w:p>
-    <w:p>
-      <w:pPr>
-        <w:pStyle w:val="NoSpacing"/>
-      </w:pPr>
-      <w:r>
-        <w:t>echo 'deb [signed-by=/etc/apt/keyrings/kubernetes-apt-</w:t>
-      </w:r>
-      <w:proofErr w:type="spellStart"/>
-      <w:r>
-        <w:t>keyring.gpg</w:t>
-      </w:r>
-      <w:proofErr w:type="spellEnd"/>
-      <w:r>
-        <w:t>] https://pkgs.k8s.io/core:/stable:/v1.34/deb/ /' | sudo tee /etc/apt/</w:t>
-      </w:r>
-      <w:proofErr w:type="spellStart"/>
-      <w:r>
-        <w:t>sources.list.d</w:t>
-      </w:r>
-      <w:proofErr w:type="spellEnd"/>
-      <w:r>
-        <w:t>/</w:t>
-      </w:r>
-      <w:proofErr w:type="spellStart"/>
-      <w:r>
-        <w:t>kubernetes.list</w:t>
-      </w:r>
-      <w:proofErr w:type="spellEnd"/>
+        <w:t>sudo mkdir -p /etc/apt/keyrings</w:t>
+      </w:r>
+    </w:p>
+    <w:p>
+      <w:pPr>
+        <w:pStyle w:val="NoSpacing"/>
+      </w:pPr>
+      <w:r>
+        <w:t>curl -fsSL https://pkgs.k8s.io/core:/stable:/v1.34/deb/Release.key | sudo gpg --dearmor -o /etc/apt/keyrings/kubernetes-apt-keyring.gpg</w:t>
+      </w:r>
+    </w:p>
+    <w:p>
+      <w:pPr>
+        <w:pStyle w:val="NoSpacing"/>
+      </w:pPr>
+      <w:r>
+        <w:t>echo 'deb [signed-by=/etc/apt/keyrings/kubernetes-apt-keyring.gpg] https://pkgs.k8s.io/core:/stable:/v1.34/deb/ /' | sudo tee /etc/apt/sources.list.d/kubernetes.list</w:t>
+      </w:r>
     </w:p>
     <w:p>
       <w:pPr>
@@ -4048,23 +3606,7 @@
         <w:pStyle w:val="NoSpacing"/>
       </w:pPr>
       <w:r>
-        <w:t xml:space="preserve">sudo kubeadm </w:t>
-      </w:r>
-      <w:proofErr w:type="spellStart"/>
-      <w:r>
-        <w:t>init</w:t>
-      </w:r>
-      <w:proofErr w:type="spellEnd"/>
-      <w:r>
-        <w:t xml:space="preserve"> --pod-network-</w:t>
-      </w:r>
-      <w:proofErr w:type="spellStart"/>
-      <w:r>
-        <w:t>cidr</w:t>
-      </w:r>
-      <w:proofErr w:type="spellEnd"/>
-      <w:r>
-        <w:t>=192.168.0.0/16</w:t>
+        <w:t>sudo kubeadm init --pod-network-cidr=192.168.0.0/16</w:t>
       </w:r>
     </w:p>
     <w:p>
@@ -4113,37 +3655,16 @@
       <w:pPr>
         <w:pStyle w:val="NoSpacing"/>
       </w:pPr>
-      <w:proofErr w:type="spellStart"/>
-      <w:r>
-        <w:t>mkdir</w:t>
-      </w:r>
-      <w:proofErr w:type="spellEnd"/>
-      <w:r>
-        <w:t xml:space="preserve"> -p $HOME/.kube</w:t>
-      </w:r>
-      <w:r>
-        <w:br/>
-        <w:t>sudo cp /etc/kubernetes/</w:t>
-      </w:r>
-      <w:proofErr w:type="spellStart"/>
-      <w:r>
-        <w:t>admin.conf</w:t>
-      </w:r>
-      <w:proofErr w:type="spellEnd"/>
-      <w:r>
-        <w:t xml:space="preserve"> $HOME/.kube/config</w:t>
-      </w:r>
-      <w:r>
-        <w:br/>
-        <w:t xml:space="preserve">sudo </w:t>
-      </w:r>
-      <w:proofErr w:type="spellStart"/>
-      <w:r>
-        <w:t>chown</w:t>
-      </w:r>
-      <w:proofErr w:type="spellEnd"/>
-      <w:r>
-        <w:t xml:space="preserve"> $(id -u):$(id -g) $HOME/.kube/config</w:t>
+      <w:r>
+        <w:t>mkdir -p $HOME/.kube</w:t>
+      </w:r>
+      <w:r>
+        <w:br/>
+        <w:t>sudo cp /etc/kubernetes/admin.conf $HOME/.kube/config</w:t>
+      </w:r>
+      <w:r>
+        <w:br/>
+        <w:t>sudo chown $(id -u):$(id -g) $HOME/.kube/config</w:t>
       </w:r>
     </w:p>
     <w:p>
@@ -4391,29 +3912,8 @@
       <w:pPr>
         <w:pStyle w:val="NoSpacing"/>
       </w:pPr>
-      <w:proofErr w:type="spellStart"/>
-      <w:r>
-        <w:t>scp</w:t>
-      </w:r>
-      <w:proofErr w:type="spellEnd"/>
-      <w:r>
-        <w:t xml:space="preserve"> ~/.kube/config </w:t>
-      </w:r>
-      <w:proofErr w:type="spellStart"/>
-      <w:r>
-        <w:t>jenkins</w:t>
-      </w:r>
-      <w:proofErr w:type="spellEnd"/>
-      <w:r>
-        <w:t>-server:/</w:t>
-      </w:r>
-      <w:proofErr w:type="spellStart"/>
-      <w:r>
-        <w:t>tmp</w:t>
-      </w:r>
-      <w:proofErr w:type="spellEnd"/>
-      <w:r>
-        <w:t>/config</w:t>
+      <w:r>
+        <w:t>scp ~/.kube/config jenkins-server:/tmp/config</w:t>
       </w:r>
     </w:p>
     <w:p>
@@ -4429,77 +3929,21 @@
         <w:pStyle w:val="NoSpacing"/>
       </w:pPr>
       <w:r>
-        <w:t xml:space="preserve">sudo </w:t>
-      </w:r>
-      <w:proofErr w:type="spellStart"/>
-      <w:r>
-        <w:t>mkdir</w:t>
-      </w:r>
-      <w:proofErr w:type="spellEnd"/>
-      <w:r>
-        <w:t xml:space="preserve"> -p /var/lib/</w:t>
-      </w:r>
-      <w:proofErr w:type="spellStart"/>
-      <w:r>
-        <w:t>jenkins</w:t>
-      </w:r>
-      <w:proofErr w:type="spellEnd"/>
-      <w:r>
-        <w:t>/.kube</w:t>
-      </w:r>
-      <w:r>
-        <w:br/>
-      </w:r>
-      <w:r>
-        <w:br/>
-        <w:t>sudo cp /</w:t>
-      </w:r>
-      <w:proofErr w:type="spellStart"/>
-      <w:r>
-        <w:t>tmp</w:t>
-      </w:r>
-      <w:proofErr w:type="spellEnd"/>
-      <w:r>
-        <w:t>/config /var/lib/</w:t>
-      </w:r>
-      <w:proofErr w:type="spellStart"/>
-      <w:r>
-        <w:t>jenkins</w:t>
-      </w:r>
-      <w:proofErr w:type="spellEnd"/>
-      <w:r>
-        <w:t>/.kube/config</w:t>
-      </w:r>
-      <w:r>
-        <w:br/>
-      </w:r>
-      <w:r>
-        <w:br/>
-        <w:t xml:space="preserve">sudo </w:t>
-      </w:r>
-      <w:proofErr w:type="spellStart"/>
-      <w:r>
-        <w:t>chown</w:t>
-      </w:r>
-      <w:proofErr w:type="spellEnd"/>
-      <w:r>
-        <w:t xml:space="preserve"> -R </w:t>
-      </w:r>
-      <w:proofErr w:type="spellStart"/>
-      <w:r>
-        <w:t>jenkins:jenkins</w:t>
-      </w:r>
-      <w:proofErr w:type="spellEnd"/>
-      <w:r>
-        <w:t xml:space="preserve"> /var/lib/</w:t>
-      </w:r>
-      <w:proofErr w:type="spellStart"/>
-      <w:r>
-        <w:t>jenkins</w:t>
-      </w:r>
-      <w:proofErr w:type="spellEnd"/>
-      <w:r>
-        <w:t>/.kube</w:t>
+        <w:t>sudo mkdir -p /var/lib/jenkins/.kube</w:t>
+      </w:r>
+      <w:r>
+        <w:br/>
+      </w:r>
+      <w:r>
+        <w:br/>
+        <w:t>sudo cp /tmp/config /var/lib/jenkins/.kube/config</w:t>
+      </w:r>
+      <w:r>
+        <w:br/>
+      </w:r>
+      <w:r>
+        <w:br/>
+        <w:t>sudo chown -R jenkins:jenkins /var/lib/jenkins/.kube</w:t>
       </w:r>
     </w:p>
     <w:p>
@@ -4515,21 +3959,8 @@
         <w:pStyle w:val="NoSpacing"/>
       </w:pPr>
       <w:r>
-        <w:t xml:space="preserve">sudo </w:t>
-      </w:r>
-      <w:proofErr w:type="spellStart"/>
-      <w:r>
-        <w:t>su</w:t>
-      </w:r>
-      <w:proofErr w:type="spellEnd"/>
-      <w:r>
-        <w:t xml:space="preserve"> - </w:t>
-      </w:r>
-      <w:proofErr w:type="spellStart"/>
-      <w:r>
-        <w:t>jenkins</w:t>
-      </w:r>
-      <w:proofErr w:type="spellEnd"/>
+        <w:t>sudo su - jenkins</w:t>
+      </w:r>
       <w:r>
         <w:br/>
       </w:r>
@@ -5529,15 +4960,7 @@
         <w:ind w:left="720"/>
       </w:pPr>
       <w:r>
-        <w:t xml:space="preserve">                </w:t>
-      </w:r>
-      <w:proofErr w:type="spellStart"/>
-      <w:r>
-        <w:t>sh</w:t>
-      </w:r>
-      <w:proofErr w:type="spellEnd"/>
-      <w:r>
-        <w:t xml:space="preserve"> '''</w:t>
+        <w:t xml:space="preserve">                sh '''</w:t>
       </w:r>
     </w:p>
     <w:p>
@@ -5615,15 +5038,7 @@
         <w:ind w:left="720"/>
       </w:pPr>
       <w:r>
-        <w:t xml:space="preserve">                </w:t>
-      </w:r>
-      <w:proofErr w:type="spellStart"/>
-      <w:r>
-        <w:t>sh</w:t>
-      </w:r>
-      <w:proofErr w:type="spellEnd"/>
-      <w:r>
-        <w:t xml:space="preserve"> 'kubectl get pods'</w:t>
+        <w:t xml:space="preserve">                sh 'kubectl get pods'</w:t>
       </w:r>
     </w:p>
     <w:p>
@@ -5632,15 +5047,7 @@
         <w:ind w:left="720"/>
       </w:pPr>
       <w:r>
-        <w:t xml:space="preserve">                </w:t>
-      </w:r>
-      <w:proofErr w:type="spellStart"/>
-      <w:r>
-        <w:t>sh</w:t>
-      </w:r>
-      <w:proofErr w:type="spellEnd"/>
-      <w:r>
-        <w:t xml:space="preserve"> 'kubectl get svc'</w:t>
+        <w:t xml:space="preserve">                sh 'kubectl get svc'</w:t>
       </w:r>
     </w:p>
     <w:p>
@@ -5897,15 +5304,7 @@
         <w:pStyle w:val="NoSpacing"/>
       </w:pPr>
       <w:r>
-        <w:t xml:space="preserve">    </w:t>
-      </w:r>
-      <w:proofErr w:type="spellStart"/>
-      <w:r>
-        <w:t>matchLabels</w:t>
-      </w:r>
-      <w:proofErr w:type="spellEnd"/>
-      <w:r>
-        <w:t>:</w:t>
+        <w:t xml:space="preserve">    matchLabels:</w:t>
       </w:r>
     </w:p>
     <w:p>
@@ -5993,15 +5392,7 @@
         <w:pStyle w:val="NoSpacing"/>
       </w:pPr>
       <w:r>
-        <w:t xml:space="preserve">        - </w:t>
-      </w:r>
-      <w:proofErr w:type="spellStart"/>
-      <w:r>
-        <w:t>containerPort</w:t>
-      </w:r>
-      <w:proofErr w:type="spellEnd"/>
-      <w:r>
-        <w:t>: 8080</w:t>
+        <w:t xml:space="preserve">        - containerPort: 8080</w:t>
       </w:r>
     </w:p>
     <w:p>
@@ -6133,15 +5524,7 @@
         <w:pStyle w:val="NoSpacing"/>
       </w:pPr>
       <w:r>
-        <w:t xml:space="preserve">    </w:t>
-      </w:r>
-      <w:proofErr w:type="spellStart"/>
-      <w:r>
-        <w:t>targetPort</w:t>
-      </w:r>
-      <w:proofErr w:type="spellEnd"/>
-      <w:r>
-        <w:t>: 8080</w:t>
+        <w:t xml:space="preserve">    targetPort: 8080</w:t>
       </w:r>
     </w:p>
     <w:p>
@@ -6552,13 +5935,8 @@
       </w:r>
       <w:r>
         <w:br/>
-        <w:t xml:space="preserve">sudo mv node_exporter-1.9.1.linux-amd64 </w:t>
-      </w:r>
-      <w:proofErr w:type="spellStart"/>
-      <w:r>
-        <w:t>node_exporter</w:t>
-      </w:r>
-      <w:proofErr w:type="spellEnd"/>
+        <w:t>sudo mv node_exporter-1.9.1.linux-amd64 node_exporter</w:t>
+      </w:r>
     </w:p>
     <w:p>
       <w:pPr>
@@ -6573,27 +5951,14 @@
         <w:pStyle w:val="NoSpacing"/>
       </w:pPr>
       <w:r>
-        <w:t>cd /opt/</w:t>
-      </w:r>
-      <w:proofErr w:type="spellStart"/>
-      <w:r>
-        <w:t>node_exporter</w:t>
-      </w:r>
-      <w:proofErr w:type="spellEnd"/>
-      <w:r>
-        <w:br/>
-      </w:r>
-      <w:r>
-        <w:br/>
-        <w:t>./</w:t>
-      </w:r>
-      <w:proofErr w:type="spellStart"/>
-      <w:r>
-        <w:t>node_exporter</w:t>
-      </w:r>
-      <w:proofErr w:type="spellEnd"/>
-      <w:r>
-        <w:t xml:space="preserve"> &amp;</w:t>
+        <w:t>cd /opt/node_exporter</w:t>
+      </w:r>
+      <w:r>
+        <w:br/>
+      </w:r>
+      <w:r>
+        <w:br/>
+        <w:t>./node_exporter &amp;</w:t>
       </w:r>
     </w:p>
     <w:p>
@@ -6672,13 +6037,8 @@
         <w:pStyle w:val="NoSpacing"/>
       </w:pPr>
       <w:r>
-        <w:t>vi /opt/prometheus/</w:t>
-      </w:r>
-      <w:proofErr w:type="spellStart"/>
-      <w:r>
-        <w:t>prometheus.yml</w:t>
-      </w:r>
-      <w:proofErr w:type="spellEnd"/>
+        <w:t>vi /opt/prometheus/prometheus.yml</w:t>
+      </w:r>
     </w:p>
     <w:p>
       <w:pPr>
@@ -6692,45 +6052,16 @@
       <w:pPr>
         <w:pStyle w:val="NoSpacing"/>
       </w:pPr>
-      <w:proofErr w:type="spellStart"/>
-      <w:r>
-        <w:t>scrape_configs</w:t>
-      </w:r>
-      <w:proofErr w:type="spellEnd"/>
-      <w:r>
-        <w:t>:</w:t>
-      </w:r>
-      <w:r>
-        <w:br/>
-        <w:t xml:space="preserve">  - </w:t>
-      </w:r>
-      <w:proofErr w:type="spellStart"/>
-      <w:r>
-        <w:t>job_name</w:t>
-      </w:r>
-      <w:proofErr w:type="spellEnd"/>
-      <w:r>
-        <w:t>: '</w:t>
-      </w:r>
-      <w:proofErr w:type="spellStart"/>
-      <w:r>
-        <w:t>node_exporter</w:t>
-      </w:r>
-      <w:proofErr w:type="spellEnd"/>
-      <w:r>
-        <w:t>'</w:t>
-      </w:r>
-      <w:r>
-        <w:br/>
-        <w:t xml:space="preserve">    </w:t>
-      </w:r>
-      <w:proofErr w:type="spellStart"/>
-      <w:r>
-        <w:t>static_configs</w:t>
-      </w:r>
-      <w:proofErr w:type="spellEnd"/>
-      <w:r>
-        <w:t>:</w:t>
+      <w:r>
+        <w:t>scrape_configs:</w:t>
+      </w:r>
+      <w:r>
+        <w:br/>
+        <w:t xml:space="preserve">  - job_name: 'node_exporter'</w:t>
+      </w:r>
+      <w:r>
+        <w:br/>
+        <w:t xml:space="preserve">    static_configs:</w:t>
       </w:r>
       <w:r>
         <w:br/>
@@ -6757,23 +6088,7 @@
       </w:r>
       <w:r>
         <w:br/>
-        <w:t>./prometheus --</w:t>
-      </w:r>
-      <w:proofErr w:type="spellStart"/>
-      <w:r>
-        <w:t>config.file</w:t>
-      </w:r>
-      <w:proofErr w:type="spellEnd"/>
-      <w:r>
-        <w:t>=</w:t>
-      </w:r>
-      <w:proofErr w:type="spellStart"/>
-      <w:r>
-        <w:t>prometheus.yml</w:t>
-      </w:r>
-      <w:proofErr w:type="spellEnd"/>
-      <w:r>
-        <w:t xml:space="preserve"> &amp;</w:t>
+        <w:t>./prometheus --config.file=prometheus.yml &amp;</w:t>
       </w:r>
     </w:p>
     <w:p>
@@ -6804,13 +6119,8 @@
       <w:pPr>
         <w:pStyle w:val="NoSpacing"/>
       </w:pPr>
-      <w:proofErr w:type="spellStart"/>
-      <w:r>
-        <w:t>node_exporter</w:t>
-      </w:r>
-      <w:proofErr w:type="spellEnd"/>
-      <w:r>
-        <w:t xml:space="preserve"> UP</w:t>
+      <w:r>
+        <w:t>node_exporter UP</w:t>
       </w:r>
     </w:p>
     <w:p>
@@ -6850,47 +6160,15 @@
       </w:r>
       <w:r>
         <w:br/>
-        <w:t xml:space="preserve">sudo </w:t>
-      </w:r>
-      <w:proofErr w:type="spellStart"/>
-      <w:r>
-        <w:t>mkdir</w:t>
-      </w:r>
-      <w:proofErr w:type="spellEnd"/>
-      <w:r>
-        <w:t xml:space="preserve"> -p /etc/apt/keyrings</w:t>
-      </w:r>
-    </w:p>
-    <w:p>
-      <w:pPr>
-        <w:pStyle w:val="NoSpacing"/>
-      </w:pPr>
-      <w:r>
-        <w:t xml:space="preserve">wget -q -O - https://apt.grafana.com/gpg.key | </w:t>
-      </w:r>
-      <w:proofErr w:type="spellStart"/>
-      <w:r>
-        <w:t>gpg</w:t>
-      </w:r>
-      <w:proofErr w:type="spellEnd"/>
-      <w:r>
-        <w:t xml:space="preserve"> --</w:t>
-      </w:r>
-      <w:proofErr w:type="spellStart"/>
-      <w:r>
-        <w:t>dearmor</w:t>
-      </w:r>
-      <w:proofErr w:type="spellEnd"/>
-      <w:r>
-        <w:t xml:space="preserve"> | sudo tee /etc/apt/keyrings/</w:t>
-      </w:r>
-      <w:proofErr w:type="spellStart"/>
-      <w:r>
-        <w:t>grafana.gpg</w:t>
-      </w:r>
-      <w:proofErr w:type="spellEnd"/>
-      <w:r>
-        <w:t xml:space="preserve"> &gt; /dev/null</w:t>
+        <w:t>sudo mkdir -p /etc/apt/keyrings</w:t>
+      </w:r>
+    </w:p>
+    <w:p>
+      <w:pPr>
+        <w:pStyle w:val="NoSpacing"/>
+      </w:pPr>
+      <w:r>
+        <w:t>wget -q -O - https://apt.grafana.com/gpg.key | gpg --dearmor | sudo tee /etc/apt/keyrings/grafana.gpg &gt; /dev/null</w:t>
       </w:r>
     </w:p>
     <w:p>
@@ -6899,29 +6177,8 @@
       </w:pPr>
       <w:r>
         <w:lastRenderedPageBreak/>
-        <w:t>echo "deb [signed-by=/etc/apt/keyrings/</w:t>
-      </w:r>
-      <w:proofErr w:type="spellStart"/>
-      <w:r>
-        <w:t>grafana.gpg</w:t>
-      </w:r>
-      <w:proofErr w:type="spellEnd"/>
-      <w:r>
-        <w:t>] https://apt.grafana.com stable main" | sudo tee /etc/apt/</w:t>
-      </w:r>
-      <w:proofErr w:type="spellStart"/>
-      <w:r>
-        <w:t>sources.list.d</w:t>
-      </w:r>
-      <w:proofErr w:type="spellEnd"/>
-      <w:r>
-        <w:t>/</w:t>
-      </w:r>
-      <w:proofErr w:type="spellStart"/>
-      <w:r>
-        <w:t>grafana.list</w:t>
-      </w:r>
-      <w:proofErr w:type="spellEnd"/>
+        <w:t>echo "deb [signed-by=/etc/apt/keyrings/grafana.gpg] https://apt.grafana.com stable main" | sudo tee /etc/apt/sources.list.d/grafana.list</w:t>
+      </w:r>
     </w:p>
     <w:p>
       <w:pPr>
@@ -6951,30 +6208,14 @@
         <w:pStyle w:val="NoSpacing"/>
       </w:pPr>
       <w:r>
-        <w:t xml:space="preserve">sudo </w:t>
-      </w:r>
-      <w:proofErr w:type="spellStart"/>
-      <w:r>
-        <w:t>systemctl</w:t>
-      </w:r>
-      <w:proofErr w:type="spellEnd"/>
-      <w:r>
-        <w:t xml:space="preserve"> enable grafana-server</w:t>
-      </w:r>
-      <w:r>
-        <w:br/>
-      </w:r>
-      <w:r>
-        <w:br/>
-        <w:t xml:space="preserve">sudo </w:t>
-      </w:r>
-      <w:proofErr w:type="spellStart"/>
-      <w:r>
-        <w:t>systemctl</w:t>
-      </w:r>
-      <w:proofErr w:type="spellEnd"/>
-      <w:r>
-        <w:t xml:space="preserve"> start grafana-server</w:t>
+        <w:t>sudo systemctl enable grafana-server</w:t>
+      </w:r>
+      <w:r>
+        <w:br/>
+      </w:r>
+      <w:r>
+        <w:br/>
+        <w:t>sudo systemctl start grafana-server</w:t>
       </w:r>
     </w:p>
     <w:p>
@@ -6990,15 +6231,7 @@
         <w:pStyle w:val="NoSpacing"/>
       </w:pPr>
       <w:r>
-        <w:t xml:space="preserve">sudo </w:t>
-      </w:r>
-      <w:proofErr w:type="spellStart"/>
-      <w:r>
-        <w:t>systemctl</w:t>
-      </w:r>
-      <w:proofErr w:type="spellEnd"/>
-      <w:r>
-        <w:t xml:space="preserve"> status grafana-server</w:t>
+        <w:t>sudo systemctl status grafana-server</w:t>
       </w:r>
     </w:p>
     <w:p>
@@ -7052,27 +6285,15 @@
       </w:r>
       <w:r>
         <w:br/>
-      </w:r>
-      <w:proofErr w:type="spellStart"/>
-      <w:r>
         <w:t>admin</w:t>
       </w:r>
-      <w:proofErr w:type="spellEnd"/>
-    </w:p>
-    <w:p>
-      <w:pPr>
-        <w:pStyle w:val="NoSpacing"/>
-      </w:pPr>
-      <w:r>
-        <w:t xml:space="preserve">Add </w:t>
-      </w:r>
-      <w:proofErr w:type="spellStart"/>
-      <w:r>
-        <w:t>datasource</w:t>
-      </w:r>
-      <w:proofErr w:type="spellEnd"/>
-      <w:r>
-        <w:t>:</w:t>
+    </w:p>
+    <w:p>
+      <w:pPr>
+        <w:pStyle w:val="NoSpacing"/>
+      </w:pPr>
+      <w:r>
+        <w:t>Add datasource:</w:t>
       </w:r>
     </w:p>
     <w:p>
